--- a/405 Calendar and Website/Course Calendar/Calendar FEMBA Hybrid -- Fall 2026.docx
+++ b/405 Calendar and Website/Course Calendar/Calendar FEMBA Hybrid -- Fall 2026.docx
@@ -240,7 +240,7 @@
                             <w:sz w:val="22"/>
                             <w:u w:val="none"/>
                           </w:rPr>
-                          <w:t>Please check Bruin Learn under “Syllabus” for the latest version of this calendar.</w:t>
+                          <w:t>Please check the course website for the latest version of this calendar.</w:t>
                         </w:r>
                       </w:p>
                       <w:p>
@@ -2470,7 +2470,7 @@
                             <w:sz w:val="22"/>
                             <w:u w:val="none"/>
                           </w:rPr>
-                          <w:t>Please check Bruin Learn under “Syllabus” for the more detailed Class Syllabus.</w:t>
+                          <w:t>Please check the course website for the more detailed Class Syllabus.</w:t>
                         </w:r>
                       </w:p>
                     </w:txbxContent>
@@ -3492,6 +3492,27 @@
                           </w:rPr>
                           <w:t xml:space="preserve">  (9 min)</w:t>
                         </w:r>
+                        <w:r>
+                          <w:rPr>
+                            <w:rFonts w:ascii="Calibri" w:hAnsi="Calibri"/>
+                            <w:b w:val="0"/>
+                            <w:i w:val="0"/>
+                            <w:color w:val="555B66"/>
+                            <w:sz w:val="20"/>
+                            <w:u w:val="none"/>
+                          </w:rPr>
+                          <w:t xml:space="preserve">  ·  </w:t>
+                        </w:r>
+                        <w:hyperlink r:id="rId17">
+                          <w:r>
+                            <w:rPr>
+                              <w:rFonts w:ascii="Calibri" w:hAnsi="Calibri"/>
+                              <w:color w:val="365F91"/>
+                              <w:sz w:val="20"/>
+                            </w:rPr>
+                            <w:t xml:space="preserve">slides</w:t>
+                          </w:r>
+                        </w:hyperlink>
                       </w:p>
                       <w:p>
                         <w:pPr>
@@ -3513,7 +3534,7 @@
                           <w:t>•</w:t>
                           <w:tab/>
                         </w:r>
-                        <w:hyperlink r:id="rId17">
+                        <w:hyperlink r:id="rId18">
                           <w:r>
                             <w:rPr>
                               <w:rFonts w:ascii="Calibri" w:hAnsi="Calibri"/>
@@ -3535,6 +3556,27 @@
                           </w:rPr>
                           <w:t xml:space="preserve">  (10 min)</w:t>
                         </w:r>
+                        <w:r>
+                          <w:rPr>
+                            <w:rFonts w:ascii="Calibri" w:hAnsi="Calibri"/>
+                            <w:b w:val="0"/>
+                            <w:i w:val="0"/>
+                            <w:color w:val="555B66"/>
+                            <w:sz w:val="20"/>
+                            <w:u w:val="none"/>
+                          </w:rPr>
+                          <w:t xml:space="preserve">  ·  </w:t>
+                        </w:r>
+                        <w:hyperlink r:id="rId19">
+                          <w:r>
+                            <w:rPr>
+                              <w:rFonts w:ascii="Calibri" w:hAnsi="Calibri"/>
+                              <w:color w:val="365F91"/>
+                              <w:sz w:val="20"/>
+                            </w:rPr>
+                            <w:t xml:space="preserve">slides</w:t>
+                          </w:r>
+                        </w:hyperlink>
                       </w:p>
                       <w:p>
                         <w:pPr>
@@ -3556,7 +3598,7 @@
                           <w:t>•</w:t>
                           <w:tab/>
                         </w:r>
-                        <w:hyperlink r:id="rId18">
+                        <w:hyperlink r:id="rId20">
                           <w:r>
                             <w:rPr>
                               <w:rFonts w:ascii="Calibri" w:hAnsi="Calibri"/>
@@ -3578,6 +3620,27 @@
                           </w:rPr>
                           <w:t xml:space="preserve">  (8 min)</w:t>
                         </w:r>
+                        <w:r>
+                          <w:rPr>
+                            <w:rFonts w:ascii="Calibri" w:hAnsi="Calibri"/>
+                            <w:b w:val="0"/>
+                            <w:i w:val="0"/>
+                            <w:color w:val="555B66"/>
+                            <w:sz w:val="20"/>
+                            <w:u w:val="none"/>
+                          </w:rPr>
+                          <w:t xml:space="preserve">  ·  </w:t>
+                        </w:r>
+                        <w:hyperlink r:id="rId21">
+                          <w:r>
+                            <w:rPr>
+                              <w:rFonts w:ascii="Calibri" w:hAnsi="Calibri"/>
+                              <w:color w:val="365F91"/>
+                              <w:sz w:val="20"/>
+                            </w:rPr>
+                            <w:t xml:space="preserve">slides</w:t>
+                          </w:r>
+                        </w:hyperlink>
                       </w:p>
                       <w:p>
                         <w:pPr>
@@ -3599,7 +3662,7 @@
                           <w:t>•</w:t>
                           <w:tab/>
                         </w:r>
-                        <w:hyperlink r:id="rId19">
+                        <w:hyperlink r:id="rId22">
                           <w:r>
                             <w:rPr>
                               <w:rFonts w:ascii="Calibri" w:hAnsi="Calibri"/>
@@ -3621,6 +3684,27 @@
                           </w:rPr>
                           <w:t xml:space="preserve">  (7 min)</w:t>
                         </w:r>
+                        <w:r>
+                          <w:rPr>
+                            <w:rFonts w:ascii="Calibri" w:hAnsi="Calibri"/>
+                            <w:b w:val="0"/>
+                            <w:i w:val="0"/>
+                            <w:color w:val="555B66"/>
+                            <w:sz w:val="20"/>
+                            <w:u w:val="none"/>
+                          </w:rPr>
+                          <w:t xml:space="preserve">  ·  </w:t>
+                        </w:r>
+                        <w:hyperlink r:id="rId23">
+                          <w:r>
+                            <w:rPr>
+                              <w:rFonts w:ascii="Calibri" w:hAnsi="Calibri"/>
+                              <w:color w:val="365F91"/>
+                              <w:sz w:val="20"/>
+                            </w:rPr>
+                            <w:t xml:space="preserve">slides</w:t>
+                          </w:r>
+                        </w:hyperlink>
                       </w:p>
                       <w:p>
                         <w:pPr>
@@ -3762,7 +3846,7 @@
                           <w:t>•</w:t>
                           <w:tab/>
                         </w:r>
-                        <w:hyperlink r:id="rId20">
+                        <w:hyperlink r:id="rId24">
                           <w:r>
                             <w:rPr>
                               <w:rFonts w:ascii="Calibri" w:hAnsi="Calibri"/>
@@ -3833,7 +3917,7 @@
                           <w:t>•</w:t>
                           <w:tab/>
                         </w:r>
-                        <w:hyperlink r:id="rId21">
+                        <w:hyperlink r:id="rId25">
                           <w:r>
                             <w:rPr>
                               <w:rFonts w:ascii="Calibri" w:hAnsi="Calibri"/>
@@ -3920,7 +4004,7 @@
                           <w:t>•</w:t>
                           <w:tab/>
                         </w:r>
-                        <w:hyperlink r:id="rId22">
+                        <w:hyperlink r:id="rId26">
                           <w:r>
                             <w:rPr>
                               <w:rFonts w:ascii="Calibri" w:hAnsi="Calibri"/>
@@ -3952,7 +4036,7 @@
                           <w:t>•</w:t>
                           <w:tab/>
                         </w:r>
-                        <w:hyperlink r:id="rId23">
+                        <w:hyperlink r:id="rId27">
                           <w:r>
                             <w:rPr>
                               <w:rFonts w:ascii="Calibri" w:hAnsi="Calibri"/>
@@ -3984,7 +4068,7 @@
                           <w:t>•</w:t>
                           <w:tab/>
                         </w:r>
-                        <w:hyperlink r:id="rId24">
+                        <w:hyperlink r:id="rId28">
                           <w:r>
                             <w:rPr>
                               <w:rFonts w:ascii="Calibri" w:hAnsi="Calibri"/>
@@ -4661,7 +4745,7 @@
                           <w:t>•</w:t>
                           <w:tab/>
                         </w:r>
-                        <w:hyperlink r:id="rId25">
+                        <w:hyperlink r:id="rId29">
                           <w:r>
                             <w:rPr>
                               <w:rFonts w:ascii="Calibri" w:hAnsi="Calibri"/>
@@ -4683,6 +4767,27 @@
                           </w:rPr>
                           <w:t xml:space="preserve">  (25 min)</w:t>
                         </w:r>
+                        <w:r>
+                          <w:rPr>
+                            <w:rFonts w:ascii="Calibri" w:hAnsi="Calibri"/>
+                            <w:b w:val="0"/>
+                            <w:i w:val="0"/>
+                            <w:color w:val="555B66"/>
+                            <w:sz w:val="20"/>
+                            <w:u w:val="none"/>
+                          </w:rPr>
+                          <w:t xml:space="preserve">  ·  </w:t>
+                        </w:r>
+                        <w:hyperlink r:id="rId30">
+                          <w:r>
+                            <w:rPr>
+                              <w:rFonts w:ascii="Calibri" w:hAnsi="Calibri"/>
+                              <w:color w:val="365F91"/>
+                              <w:sz w:val="20"/>
+                            </w:rPr>
+                            <w:t xml:space="preserve">slides</w:t>
+                          </w:r>
+                        </w:hyperlink>
                       </w:p>
                       <w:p>
                         <w:pPr>
@@ -4704,7 +4809,7 @@
                           <w:t>•</w:t>
                           <w:tab/>
                         </w:r>
-                        <w:hyperlink r:id="rId26">
+                        <w:hyperlink r:id="rId31">
                           <w:r>
                             <w:rPr>
                               <w:rFonts w:ascii="Calibri" w:hAnsi="Calibri"/>
@@ -4726,6 +4831,27 @@
                           </w:rPr>
                           <w:t xml:space="preserve">  (23 min)</w:t>
                         </w:r>
+                        <w:r>
+                          <w:rPr>
+                            <w:rFonts w:ascii="Calibri" w:hAnsi="Calibri"/>
+                            <w:b w:val="0"/>
+                            <w:i w:val="0"/>
+                            <w:color w:val="555B66"/>
+                            <w:sz w:val="20"/>
+                            <w:u w:val="none"/>
+                          </w:rPr>
+                          <w:t xml:space="preserve">  ·  </w:t>
+                        </w:r>
+                        <w:hyperlink r:id="rId32">
+                          <w:r>
+                            <w:rPr>
+                              <w:rFonts w:ascii="Calibri" w:hAnsi="Calibri"/>
+                              <w:color w:val="365F91"/>
+                              <w:sz w:val="20"/>
+                            </w:rPr>
+                            <w:t xml:space="preserve">slides</w:t>
+                          </w:r>
+                        </w:hyperlink>
                       </w:p>
                       <w:p>
                         <w:pPr>
@@ -4747,7 +4873,7 @@
                           <w:t>•</w:t>
                           <w:tab/>
                         </w:r>
-                        <w:hyperlink r:id="rId27">
+                        <w:hyperlink r:id="rId33">
                           <w:r>
                             <w:rPr>
                               <w:rFonts w:ascii="Calibri" w:hAnsi="Calibri"/>
@@ -4769,6 +4895,27 @@
                           </w:rPr>
                           <w:t xml:space="preserve">  (24 min)</w:t>
                         </w:r>
+                        <w:r>
+                          <w:rPr>
+                            <w:rFonts w:ascii="Calibri" w:hAnsi="Calibri"/>
+                            <w:b w:val="0"/>
+                            <w:i w:val="0"/>
+                            <w:color w:val="555B66"/>
+                            <w:sz w:val="20"/>
+                            <w:u w:val="none"/>
+                          </w:rPr>
+                          <w:t xml:space="preserve">  ·  </w:t>
+                        </w:r>
+                        <w:hyperlink r:id="rId34">
+                          <w:r>
+                            <w:rPr>
+                              <w:rFonts w:ascii="Calibri" w:hAnsi="Calibri"/>
+                              <w:color w:val="365F91"/>
+                              <w:sz w:val="20"/>
+                            </w:rPr>
+                            <w:t xml:space="preserve">slides</w:t>
+                          </w:r>
+                        </w:hyperlink>
                       </w:p>
                       <w:p>
                         <w:pPr>
@@ -4823,7 +4970,7 @@
                           <w:t>•</w:t>
                           <w:tab/>
                         </w:r>
-                        <w:hyperlink r:id="rId28">
+                        <w:hyperlink r:id="rId35">
                           <w:r>
                             <w:rPr>
                               <w:rFonts w:ascii="Calibri" w:hAnsi="Calibri"/>
@@ -4866,7 +5013,7 @@
                           <w:t>•</w:t>
                           <w:tab/>
                         </w:r>
-                        <w:hyperlink r:id="rId29">
+                        <w:hyperlink r:id="rId36">
                           <w:r>
                             <w:rPr>
                               <w:rFonts w:ascii="Calibri" w:hAnsi="Calibri"/>
@@ -5012,7 +5159,7 @@
                           <w:t>•</w:t>
                           <w:tab/>
                         </w:r>
-                        <w:hyperlink r:id="rId30">
+                        <w:hyperlink r:id="rId37">
                           <w:r>
                             <w:rPr>
                               <w:rFonts w:ascii="Calibri" w:hAnsi="Calibri"/>
@@ -5083,7 +5230,7 @@
                           <w:t>•</w:t>
                           <w:tab/>
                         </w:r>
-                        <w:hyperlink r:id="rId31">
+                        <w:hyperlink r:id="rId38">
                           <w:r>
                             <w:rPr>
                               <w:rFonts w:ascii="Calibri" w:hAnsi="Calibri"/>
@@ -5299,7 +5446,7 @@
                             <w:sz w:val="22"/>
                             <w:u w:val="none"/>
                           </w:rPr>
-                          <w:t>Teaching notes (optional, posted on Bruin Learn):</w:t>
+                          <w:t>Teaching notes (optional):</w:t>
                         </w:r>
                       </w:p>
                       <w:p>
@@ -5322,17 +5469,17 @@
                           <w:t>•</w:t>
                           <w:tab/>
                         </w:r>
-                        <w:r>
-                          <w:rPr>
-                            <w:rFonts w:ascii="Calibri" w:hAnsi="Calibri"/>
-                            <w:b w:val="0"/>
-                            <w:i w:val="0"/>
-                            <w:color w:val="1A1A1A"/>
-                            <w:sz w:val="22"/>
-                            <w:u w:val="none"/>
-                          </w:rPr>
-                          <w:t>Teaching note: Marginal Revenue</w:t>
-                        </w:r>
+                        <w:hyperlink r:id="rId39">
+                          <w:r>
+                            <w:rPr>
+                              <w:rFonts w:ascii="Calibri" w:hAnsi="Calibri"/>
+                              <w:b/>
+                              <w:color w:val="365F91"/>
+                              <w:sz w:val="22"/>
+                            </w:rPr>
+                            <w:t xml:space="preserve">Teaching note: Marginal Revenue</w:t>
+                          </w:r>
+                        </w:hyperlink>
                       </w:p>
                       <w:p>
                         <w:pPr>
@@ -5354,17 +5501,17 @@
                           <w:t>•</w:t>
                           <w:tab/>
                         </w:r>
-                        <w:r>
-                          <w:rPr>
-                            <w:rFonts w:ascii="Calibri" w:hAnsi="Calibri"/>
-                            <w:b w:val="0"/>
-                            <w:i w:val="0"/>
-                            <w:color w:val="1A1A1A"/>
-                            <w:sz w:val="22"/>
-                            <w:u w:val="none"/>
-                          </w:rPr>
-                          <w:t>Teaching note: Demand Elasticity and Total Revenue</w:t>
-                        </w:r>
+                        <w:hyperlink r:id="rId40">
+                          <w:r>
+                            <w:rPr>
+                              <w:rFonts w:ascii="Calibri" w:hAnsi="Calibri"/>
+                              <w:b/>
+                              <w:color w:val="365F91"/>
+                              <w:sz w:val="22"/>
+                            </w:rPr>
+                            <w:t xml:space="preserve">Teaching note: Demand Elasticity and Total Revenue</w:t>
+                          </w:r>
+                        </w:hyperlink>
                       </w:p>
                       <w:p>
                         <w:pPr>
@@ -5386,17 +5533,17 @@
                           <w:t>•</w:t>
                           <w:tab/>
                         </w:r>
-                        <w:r>
-                          <w:rPr>
-                            <w:rFonts w:ascii="Calibri" w:hAnsi="Calibri"/>
-                            <w:b w:val="0"/>
-                            <w:i w:val="0"/>
-                            <w:color w:val="1A1A1A"/>
-                            <w:sz w:val="22"/>
-                            <w:u w:val="none"/>
-                          </w:rPr>
-                          <w:t>Teaching note: Regressions</w:t>
-                        </w:r>
+                        <w:hyperlink r:id="rId41">
+                          <w:r>
+                            <w:rPr>
+                              <w:rFonts w:ascii="Calibri" w:hAnsi="Calibri"/>
+                              <w:b/>
+                              <w:color w:val="365F91"/>
+                              <w:sz w:val="22"/>
+                            </w:rPr>
+                            <w:t xml:space="preserve">Teaching note: Regressions</w:t>
+                          </w:r>
+                        </w:hyperlink>
                       </w:p>
                     </w:txbxContent>
                   </wps:txbx>
@@ -5505,7 +5652,7 @@
                           <w:t>•</w:t>
                           <w:tab/>
                         </w:r>
-                        <w:hyperlink r:id="rId32">
+                        <w:hyperlink r:id="rId42">
                           <w:r>
                             <w:rPr>
                               <w:rFonts w:ascii="Calibri" w:hAnsi="Calibri"/>
@@ -5537,7 +5684,7 @@
                           <w:t>•</w:t>
                           <w:tab/>
                         </w:r>
-                        <w:hyperlink r:id="rId33">
+                        <w:hyperlink r:id="rId43">
                           <w:r>
                             <w:rPr>
                               <w:rFonts w:ascii="Calibri" w:hAnsi="Calibri"/>
@@ -5773,7 +5920,7 @@
                           </w:rPr>
                           <w:t xml:space="preserve">Upload one solution per group on </w:t>
                         </w:r>
-                        <w:hyperlink r:id="rId34">
+                        <w:hyperlink r:id="rId44">
                           <w:r>
                             <w:rPr>
                               <w:rFonts w:ascii="Calibri" w:hAnsi="Calibri"/>
@@ -5910,7 +6057,7 @@
             <wp:positionV relativeFrom="paragraph">
               <wp:posOffset>-54864</wp:posOffset>
             </wp:positionV>
-            <wp:extent cx="5949360" cy="5186933"/>
+            <wp:extent cx="5949360" cy="5803900"/>
             <wp:effectExtent l="0" t="0" r="76200" b="76200"/>
             <wp:wrapNone/>
             <wp:docPr id="1027" name="Container 1027"/>
@@ -5921,11 +6068,11 @@
                   <wps:spPr bwMode="auto">
                     <a:xfrm>
                       <a:off x="0" y="0"/>
-                      <a:ext cx="5949360" cy="5186933"/>
+                      <a:ext cx="5949360" cy="5803900"/>
                     </a:xfrm>
                     <a:prstGeom prst="roundRect">
                       <a:avLst>
-                        <a:gd name="adj" fmla="val 2468"/>
+                        <a:gd name="adj" fmla="val 2205"/>
                       </a:avLst>
                     </a:prstGeom>
                     <a:solidFill>
@@ -6080,13 +6227,34 @@
                           <w:rPr>
                             <w:rFonts w:ascii="Calibri" w:hAnsi="Calibri"/>
                             <w:b w:val="0"/>
+                            <w:i/>
+                            <w:color w:val="555B66"/>
+                            <w:sz w:val="20"/>
+                            <w:u w:val="none"/>
+                          </w:rPr>
+                          <w:t xml:space="preserve">  (link to follow)</w:t>
+                        </w:r>
+                        <w:r>
+                          <w:rPr>
+                            <w:rFonts w:ascii="Calibri" w:hAnsi="Calibri"/>
+                            <w:b w:val="0"/>
                             <w:i w:val="0"/>
                             <w:color w:val="555B66"/>
                             <w:sz w:val="20"/>
                             <w:u w:val="none"/>
                           </w:rPr>
-                          <w:t xml:space="preserve">  (++)</w:t>
-                        </w:r>
+                          <w:t xml:space="preserve">  ·  </w:t>
+                        </w:r>
+                        <w:hyperlink r:id="rId45">
+                          <w:r>
+                            <w:rPr>
+                              <w:rFonts w:ascii="Calibri" w:hAnsi="Calibri"/>
+                              <w:color w:val="365F91"/>
+                              <w:sz w:val="20"/>
+                            </w:rPr>
+                            <w:t xml:space="preserve">slides</w:t>
+                          </w:r>
+                        </w:hyperlink>
                       </w:p>
                       <w:p>
                         <w:pPr>
@@ -6108,17 +6276,28 @@
                           <w:t>•</w:t>
                           <w:tab/>
                         </w:r>
-                        <w:hyperlink r:id="rId35">
-                          <w:r>
-                            <w:rPr>
-                              <w:rFonts w:ascii="Calibri" w:hAnsi="Calibri"/>
-                              <w:b/>
-                              <w:color w:val="365F91"/>
-                              <w:sz w:val="22"/>
-                            </w:rPr>
-                            <w:t xml:space="preserve">Video 2: The Production Function</w:t>
-                          </w:r>
-                        </w:hyperlink>
+                        <w:r>
+                          <w:rPr>
+                            <w:rFonts w:ascii="Calibri" w:hAnsi="Calibri"/>
+                            <w:b w:val="0"/>
+                            <w:i w:val="0"/>
+                            <w:color w:val="1A1A1A"/>
+                            <w:sz w:val="22"/>
+                            <w:u w:val="none"/>
+                          </w:rPr>
+                          <w:t>Video 2: The Production Function</w:t>
+                        </w:r>
+                        <w:r>
+                          <w:rPr>
+                            <w:rFonts w:ascii="Calibri" w:hAnsi="Calibri"/>
+                            <w:b w:val="0"/>
+                            <w:i/>
+                            <w:color w:val="555B66"/>
+                            <w:sz w:val="20"/>
+                            <w:u w:val="none"/>
+                          </w:rPr>
+                          <w:t xml:space="preserve">  (link to follow)</w:t>
+                        </w:r>
                         <w:r>
                           <w:rPr>
                             <w:rFonts w:ascii="Calibri" w:hAnsi="Calibri"/>
@@ -6128,8 +6307,18 @@
                             <w:sz w:val="20"/>
                             <w:u w:val="none"/>
                           </w:rPr>
-                          <w:t xml:space="preserve">  (++)</w:t>
-                        </w:r>
+                          <w:t xml:space="preserve">  ·  </w:t>
+                        </w:r>
+                        <w:hyperlink r:id="rId46">
+                          <w:r>
+                            <w:rPr>
+                              <w:rFonts w:ascii="Calibri" w:hAnsi="Calibri"/>
+                              <w:color w:val="365F91"/>
+                              <w:sz w:val="20"/>
+                            </w:rPr>
+                            <w:t xml:space="preserve">slides</w:t>
+                          </w:r>
+                        </w:hyperlink>
                       </w:p>
                       <w:p>
                         <w:pPr>
@@ -6151,17 +6340,28 @@
                           <w:t>•</w:t>
                           <w:tab/>
                         </w:r>
-                        <w:hyperlink r:id="rId36">
-                          <w:r>
-                            <w:rPr>
-                              <w:rFonts w:ascii="Calibri" w:hAnsi="Calibri"/>
-                              <w:b/>
-                              <w:color w:val="365F91"/>
-                              <w:sz w:val="22"/>
-                            </w:rPr>
-                            <w:t xml:space="preserve">Video 3: Short Run: Hiring Decisions</w:t>
-                          </w:r>
-                        </w:hyperlink>
+                        <w:r>
+                          <w:rPr>
+                            <w:rFonts w:ascii="Calibri" w:hAnsi="Calibri"/>
+                            <w:b w:val="0"/>
+                            <w:i w:val="0"/>
+                            <w:color w:val="1A1A1A"/>
+                            <w:sz w:val="22"/>
+                            <w:u w:val="none"/>
+                          </w:rPr>
+                          <w:t>Video 3: Short Run: Hiring Decisions</w:t>
+                        </w:r>
+                        <w:r>
+                          <w:rPr>
+                            <w:rFonts w:ascii="Calibri" w:hAnsi="Calibri"/>
+                            <w:b w:val="0"/>
+                            <w:i/>
+                            <w:color w:val="555B66"/>
+                            <w:sz w:val="20"/>
+                            <w:u w:val="none"/>
+                          </w:rPr>
+                          <w:t xml:space="preserve">  (link to follow)</w:t>
+                        </w:r>
                         <w:r>
                           <w:rPr>
                             <w:rFonts w:ascii="Calibri" w:hAnsi="Calibri"/>
@@ -6171,8 +6371,18 @@
                             <w:sz w:val="20"/>
                             <w:u w:val="none"/>
                           </w:rPr>
-                          <w:t xml:space="preserve">  (++)</w:t>
-                        </w:r>
+                          <w:t xml:space="preserve">  ·  </w:t>
+                        </w:r>
+                        <w:hyperlink r:id="rId47">
+                          <w:r>
+                            <w:rPr>
+                              <w:rFonts w:ascii="Calibri" w:hAnsi="Calibri"/>
+                              <w:color w:val="365F91"/>
+                              <w:sz w:val="20"/>
+                            </w:rPr>
+                            <w:t xml:space="preserve">slides</w:t>
+                          </w:r>
+                        </w:hyperlink>
                       </w:p>
                       <w:p>
                         <w:pPr>
@@ -6194,17 +6404,28 @@
                           <w:t>•</w:t>
                           <w:tab/>
                         </w:r>
-                        <w:hyperlink r:id="rId37">
-                          <w:r>
-                            <w:rPr>
-                              <w:rFonts w:ascii="Calibri" w:hAnsi="Calibri"/>
-                              <w:b/>
-                              <w:color w:val="365F91"/>
-                              <w:sz w:val="22"/>
-                            </w:rPr>
-                            <w:t xml:space="preserve">Video 4: Wage Searchers</w:t>
-                          </w:r>
-                        </w:hyperlink>
+                        <w:r>
+                          <w:rPr>
+                            <w:rFonts w:ascii="Calibri" w:hAnsi="Calibri"/>
+                            <w:b w:val="0"/>
+                            <w:i w:val="0"/>
+                            <w:color w:val="1A1A1A"/>
+                            <w:sz w:val="22"/>
+                            <w:u w:val="none"/>
+                          </w:rPr>
+                          <w:t>Video 4: Wage Searchers</w:t>
+                        </w:r>
+                        <w:r>
+                          <w:rPr>
+                            <w:rFonts w:ascii="Calibri" w:hAnsi="Calibri"/>
+                            <w:b w:val="0"/>
+                            <w:i/>
+                            <w:color w:val="555B66"/>
+                            <w:sz w:val="20"/>
+                            <w:u w:val="none"/>
+                          </w:rPr>
+                          <w:t xml:space="preserve">  (link to follow)</w:t>
+                        </w:r>
                         <w:r>
                           <w:rPr>
                             <w:rFonts w:ascii="Calibri" w:hAnsi="Calibri"/>
@@ -6214,8 +6435,18 @@
                             <w:sz w:val="20"/>
                             <w:u w:val="none"/>
                           </w:rPr>
-                          <w:t xml:space="preserve">  (++)</w:t>
-                        </w:r>
+                          <w:t xml:space="preserve">  ·  </w:t>
+                        </w:r>
+                        <w:hyperlink r:id="rId48">
+                          <w:r>
+                            <w:rPr>
+                              <w:rFonts w:ascii="Calibri" w:hAnsi="Calibri"/>
+                              <w:color w:val="365F91"/>
+                              <w:sz w:val="20"/>
+                            </w:rPr>
+                            <w:t xml:space="preserve">slides</w:t>
+                          </w:r>
+                        </w:hyperlink>
                       </w:p>
                       <w:p>
                         <w:pPr>
@@ -6237,17 +6468,28 @@
                           <w:t>•</w:t>
                           <w:tab/>
                         </w:r>
-                        <w:hyperlink r:id="rId38">
-                          <w:r>
-                            <w:rPr>
-                              <w:rFonts w:ascii="Calibri" w:hAnsi="Calibri"/>
-                              <w:b/>
-                              <w:color w:val="365F91"/>
-                              <w:sz w:val="22"/>
-                            </w:rPr>
-                            <w:t xml:space="preserve">Video 5: Long Run: The Optimal Input Mix</w:t>
-                          </w:r>
-                        </w:hyperlink>
+                        <w:r>
+                          <w:rPr>
+                            <w:rFonts w:ascii="Calibri" w:hAnsi="Calibri"/>
+                            <w:b w:val="0"/>
+                            <w:i w:val="0"/>
+                            <w:color w:val="1A1A1A"/>
+                            <w:sz w:val="22"/>
+                            <w:u w:val="none"/>
+                          </w:rPr>
+                          <w:t>Video 5: Long Run: The Optimal Input Mix</w:t>
+                        </w:r>
+                        <w:r>
+                          <w:rPr>
+                            <w:rFonts w:ascii="Calibri" w:hAnsi="Calibri"/>
+                            <w:b w:val="0"/>
+                            <w:i/>
+                            <w:color w:val="555B66"/>
+                            <w:sz w:val="20"/>
+                            <w:u w:val="none"/>
+                          </w:rPr>
+                          <w:t xml:space="preserve">  (link to follow)</w:t>
+                        </w:r>
                         <w:r>
                           <w:rPr>
                             <w:rFonts w:ascii="Calibri" w:hAnsi="Calibri"/>
@@ -6257,8 +6499,18 @@
                             <w:sz w:val="20"/>
                             <w:u w:val="none"/>
                           </w:rPr>
-                          <w:t xml:space="preserve">  (++)</w:t>
-                        </w:r>
+                          <w:t xml:space="preserve">  ·  </w:t>
+                        </w:r>
+                        <w:hyperlink r:id="rId49">
+                          <w:r>
+                            <w:rPr>
+                              <w:rFonts w:ascii="Calibri" w:hAnsi="Calibri"/>
+                              <w:color w:val="365F91"/>
+                              <w:sz w:val="20"/>
+                            </w:rPr>
+                            <w:t xml:space="preserve">slides</w:t>
+                          </w:r>
+                        </w:hyperlink>
                       </w:p>
                       <w:p>
                         <w:pPr>
@@ -6280,17 +6532,28 @@
                           <w:t>•</w:t>
                           <w:tab/>
                         </w:r>
-                        <w:hyperlink r:id="rId39">
-                          <w:r>
-                            <w:rPr>
-                              <w:rFonts w:ascii="Calibri" w:hAnsi="Calibri"/>
-                              <w:b/>
-                              <w:color w:val="365F91"/>
-                              <w:sz w:val="22"/>
-                            </w:rPr>
-                            <w:t xml:space="preserve">Video 6: Cost Concepts</w:t>
-                          </w:r>
-                        </w:hyperlink>
+                        <w:r>
+                          <w:rPr>
+                            <w:rFonts w:ascii="Calibri" w:hAnsi="Calibri"/>
+                            <w:b w:val="0"/>
+                            <w:i w:val="0"/>
+                            <w:color w:val="1A1A1A"/>
+                            <w:sz w:val="22"/>
+                            <w:u w:val="none"/>
+                          </w:rPr>
+                          <w:t>Video 6: Cost Concepts</w:t>
+                        </w:r>
+                        <w:r>
+                          <w:rPr>
+                            <w:rFonts w:ascii="Calibri" w:hAnsi="Calibri"/>
+                            <w:b w:val="0"/>
+                            <w:i/>
+                            <w:color w:val="555B66"/>
+                            <w:sz w:val="20"/>
+                            <w:u w:val="none"/>
+                          </w:rPr>
+                          <w:t xml:space="preserve">  (link to follow)</w:t>
+                        </w:r>
                         <w:r>
                           <w:rPr>
                             <w:rFonts w:ascii="Calibri" w:hAnsi="Calibri"/>
@@ -6300,8 +6563,18 @@
                             <w:sz w:val="20"/>
                             <w:u w:val="none"/>
                           </w:rPr>
-                          <w:t xml:space="preserve">  (++)</w:t>
-                        </w:r>
+                          <w:t xml:space="preserve">  ·  </w:t>
+                        </w:r>
+                        <w:hyperlink r:id="rId50">
+                          <w:r>
+                            <w:rPr>
+                              <w:rFonts w:ascii="Calibri" w:hAnsi="Calibri"/>
+                              <w:color w:val="365F91"/>
+                              <w:sz w:val="20"/>
+                            </w:rPr>
+                            <w:t xml:space="preserve">slides</w:t>
+                          </w:r>
+                        </w:hyperlink>
                       </w:p>
                       <w:p>
                         <w:pPr>
@@ -6323,17 +6596,28 @@
                           <w:t>•</w:t>
                           <w:tab/>
                         </w:r>
-                        <w:hyperlink r:id="rId40">
-                          <w:r>
-                            <w:rPr>
-                              <w:rFonts w:ascii="Calibri" w:hAnsi="Calibri"/>
-                              <w:b/>
-                              <w:color w:val="365F91"/>
-                              <w:sz w:val="22"/>
-                            </w:rPr>
-                            <w:t xml:space="preserve">Video 7: Economies of Scale and Scope</w:t>
-                          </w:r>
-                        </w:hyperlink>
+                        <w:r>
+                          <w:rPr>
+                            <w:rFonts w:ascii="Calibri" w:hAnsi="Calibri"/>
+                            <w:b w:val="0"/>
+                            <w:i w:val="0"/>
+                            <w:color w:val="1A1A1A"/>
+                            <w:sz w:val="22"/>
+                            <w:u w:val="none"/>
+                          </w:rPr>
+                          <w:t>Video 7: Economies of Scale and Scope</w:t>
+                        </w:r>
+                        <w:r>
+                          <w:rPr>
+                            <w:rFonts w:ascii="Calibri" w:hAnsi="Calibri"/>
+                            <w:b w:val="0"/>
+                            <w:i/>
+                            <w:color w:val="555B66"/>
+                            <w:sz w:val="20"/>
+                            <w:u w:val="none"/>
+                          </w:rPr>
+                          <w:t xml:space="preserve">  (link to follow)</w:t>
+                        </w:r>
                         <w:r>
                           <w:rPr>
                             <w:rFonts w:ascii="Calibri" w:hAnsi="Calibri"/>
@@ -6343,8 +6627,18 @@
                             <w:sz w:val="20"/>
                             <w:u w:val="none"/>
                           </w:rPr>
-                          <w:t xml:space="preserve">  (++)</w:t>
-                        </w:r>
+                          <w:t xml:space="preserve">  ·  </w:t>
+                        </w:r>
+                        <w:hyperlink r:id="rId51">
+                          <w:r>
+                            <w:rPr>
+                              <w:rFonts w:ascii="Calibri" w:hAnsi="Calibri"/>
+                              <w:color w:val="365F91"/>
+                              <w:sz w:val="20"/>
+                            </w:rPr>
+                            <w:t xml:space="preserve">slides</w:t>
+                          </w:r>
+                        </w:hyperlink>
                       </w:p>
                     </w:txbxContent>
                   </wps:txbx>
@@ -6469,7 +6763,7 @@
                           <w:t>•</w:t>
                           <w:tab/>
                         </w:r>
-                        <w:hyperlink r:id="rId41">
+                        <w:hyperlink r:id="rId52">
                           <w:r>
                             <w:rPr>
                               <w:rFonts w:ascii="Calibri" w:hAnsi="Calibri"/>
@@ -6540,7 +6834,7 @@
                           <w:t>•</w:t>
                           <w:tab/>
                         </w:r>
-                        <w:hyperlink r:id="rId42">
+                        <w:hyperlink r:id="rId53">
                           <w:r>
                             <w:rPr>
                               <w:rFonts w:ascii="Calibri" w:hAnsi="Calibri"/>
@@ -6611,7 +6905,7 @@
       <w:r>
         <w:drawing xmlns:a="http://schemas.openxmlformats.org/drawingml/2006/main">
           <wp:inline distT="0" distB="0" distL="0" distR="0">
-            <wp:extent cx="5583600" cy="1468628"/>
+            <wp:extent cx="5583600" cy="2085594"/>
             <wp:effectExtent l="0" t="0" r="76200" b="76200"/>
             <wp:docPr id="1026" name="Card 1026"/>
             <a:graphic>
@@ -6621,11 +6915,11 @@
                   <wps:spPr bwMode="auto">
                     <a:xfrm>
                       <a:off x="0" y="0"/>
-                      <a:ext cx="5583600" cy="1468628"/>
+                      <a:ext cx="5583600" cy="2085594"/>
                     </a:xfrm>
                     <a:prstGeom prst="roundRect">
                       <a:avLst>
-                        <a:gd name="adj" fmla="val 7471"/>
+                        <a:gd name="adj" fmla="val 5261"/>
                       </a:avLst>
                     </a:prstGeom>
                     <a:solidFill>
@@ -6805,6 +7099,86 @@
                           </w:rPr>
                           <w:t>Ch. 6.6 and 6.7</w:t>
                         </w:r>
+                      </w:p>
+                      <w:p>
+                        <w:pPr>
+                          <w:spacing w:before="80" w:after="20"/>
+                        </w:pPr>
+                        <w:r>
+                          <w:rPr>
+                            <w:rFonts w:ascii="Calibri" w:hAnsi="Calibri"/>
+                            <w:b w:val="0"/>
+                            <w:i/>
+                            <w:color w:val="0B2B4E"/>
+                            <w:sz w:val="22"/>
+                            <w:u w:val="none"/>
+                          </w:rPr>
+                          <w:t>Teaching notes (optional):</w:t>
+                        </w:r>
+                      </w:p>
+                      <w:p>
+                        <w:pPr>
+                          <w:tabs>
+                            <w:tab w:pos="432" w:val="left"/>
+                          </w:tabs>
+                          <w:spacing w:before="0" w:after="20"/>
+                          <w:ind w:left="432" w:hanging="230"/>
+                        </w:pPr>
+                        <w:r>
+                          <w:rPr>
+                            <w:rFonts w:ascii="Calibri" w:hAnsi="Calibri"/>
+                            <w:b w:val="0"/>
+                            <w:i w:val="0"/>
+                            <w:color w:val="0B2B4E"/>
+                            <w:sz w:val="22"/>
+                            <w:u w:val="none"/>
+                          </w:rPr>
+                          <w:t>•</w:t>
+                          <w:tab/>
+                        </w:r>
+                        <w:hyperlink r:id="rId54">
+                          <w:r>
+                            <w:rPr>
+                              <w:rFonts w:ascii="Calibri" w:hAnsi="Calibri"/>
+                              <w:b/>
+                              <w:color w:val="365F91"/>
+                              <w:sz w:val="22"/>
+                            </w:rPr>
+                            <w:t xml:space="preserve">Teaching note: Hiring Decisions in the Short Run</w:t>
+                          </w:r>
+                        </w:hyperlink>
+                      </w:p>
+                      <w:p>
+                        <w:pPr>
+                          <w:tabs>
+                            <w:tab w:pos="432" w:val="left"/>
+                          </w:tabs>
+                          <w:spacing w:before="0" w:after="20"/>
+                          <w:ind w:left="432" w:hanging="230"/>
+                        </w:pPr>
+                        <w:r>
+                          <w:rPr>
+                            <w:rFonts w:ascii="Calibri" w:hAnsi="Calibri"/>
+                            <w:b w:val="0"/>
+                            <w:i w:val="0"/>
+                            <w:color w:val="0B2B4E"/>
+                            <w:sz w:val="22"/>
+                            <w:u w:val="none"/>
+                          </w:rPr>
+                          <w:t>•</w:t>
+                          <w:tab/>
+                        </w:r>
+                        <w:hyperlink r:id="rId55">
+                          <w:r>
+                            <w:rPr>
+                              <w:rFonts w:ascii="Calibri" w:hAnsi="Calibri"/>
+                              <w:b/>
+                              <w:color w:val="365F91"/>
+                              <w:sz w:val="22"/>
+                            </w:rPr>
+                            <w:t xml:space="preserve">Teaching note: The Bang-for-the-Buck Rule</w:t>
+                          </w:r>
+                        </w:hyperlink>
                       </w:p>
                     </w:txbxContent>
                   </wps:txbx>
@@ -7224,7 +7598,7 @@
                           <w:t>•</w:t>
                           <w:tab/>
                         </w:r>
-                        <w:hyperlink r:id="rId43">
+                        <w:hyperlink r:id="rId56">
                           <w:r>
                             <w:rPr>
                               <w:rFonts w:ascii="Calibri" w:hAnsi="Calibri"/>
@@ -7267,7 +7641,7 @@
                           <w:t>•</w:t>
                           <w:tab/>
                         </w:r>
-                        <w:hyperlink r:id="rId44">
+                        <w:hyperlink r:id="rId57">
                           <w:r>
                             <w:rPr>
                               <w:rFonts w:ascii="Calibri" w:hAnsi="Calibri"/>
@@ -7358,13 +7732,34 @@
                           <w:rPr>
                             <w:rFonts w:ascii="Calibri" w:hAnsi="Calibri"/>
                             <w:b w:val="0"/>
+                            <w:i/>
+                            <w:color w:val="555B66"/>
+                            <w:sz w:val="20"/>
+                            <w:u w:val="none"/>
+                          </w:rPr>
+                          <w:t xml:space="preserve">  (link to follow)</w:t>
+                        </w:r>
+                        <w:r>
+                          <w:rPr>
+                            <w:rFonts w:ascii="Calibri" w:hAnsi="Calibri"/>
+                            <w:b w:val="0"/>
                             <w:i w:val="0"/>
                             <w:color w:val="555B66"/>
                             <w:sz w:val="20"/>
                             <w:u w:val="none"/>
                           </w:rPr>
-                          <w:t xml:space="preserve">  (++)</w:t>
-                        </w:r>
+                          <w:t xml:space="preserve">  ·  </w:t>
+                        </w:r>
+                        <w:hyperlink r:id="rId58">
+                          <w:r>
+                            <w:rPr>
+                              <w:rFonts w:ascii="Calibri" w:hAnsi="Calibri"/>
+                              <w:color w:val="365F91"/>
+                              <w:sz w:val="20"/>
+                            </w:rPr>
+                            <w:t xml:space="preserve">slides</w:t>
+                          </w:r>
+                        </w:hyperlink>
                       </w:p>
                       <w:p>
                         <w:pPr>
@@ -7401,13 +7796,34 @@
                           <w:rPr>
                             <w:rFonts w:ascii="Calibri" w:hAnsi="Calibri"/>
                             <w:b w:val="0"/>
+                            <w:i/>
+                            <w:color w:val="555B66"/>
+                            <w:sz w:val="20"/>
+                            <w:u w:val="none"/>
+                          </w:rPr>
+                          <w:t xml:space="preserve">  (link to follow)</w:t>
+                        </w:r>
+                        <w:r>
+                          <w:rPr>
+                            <w:rFonts w:ascii="Calibri" w:hAnsi="Calibri"/>
+                            <w:b w:val="0"/>
                             <w:i w:val="0"/>
                             <w:color w:val="555B66"/>
                             <w:sz w:val="20"/>
                             <w:u w:val="none"/>
                           </w:rPr>
-                          <w:t xml:space="preserve">  (++)</w:t>
-                        </w:r>
+                          <w:t xml:space="preserve">  ·  </w:t>
+                        </w:r>
+                        <w:hyperlink r:id="rId59">
+                          <w:r>
+                            <w:rPr>
+                              <w:rFonts w:ascii="Calibri" w:hAnsi="Calibri"/>
+                              <w:color w:val="365F91"/>
+                              <w:sz w:val="20"/>
+                            </w:rPr>
+                            <w:t xml:space="preserve">slides</w:t>
+                          </w:r>
+                        </w:hyperlink>
                       </w:p>
                       <w:p>
                         <w:pPr>
@@ -7444,13 +7860,34 @@
                           <w:rPr>
                             <w:rFonts w:ascii="Calibri" w:hAnsi="Calibri"/>
                             <w:b w:val="0"/>
+                            <w:i/>
+                            <w:color w:val="555B66"/>
+                            <w:sz w:val="20"/>
+                            <w:u w:val="none"/>
+                          </w:rPr>
+                          <w:t xml:space="preserve">  (link to follow)</w:t>
+                        </w:r>
+                        <w:r>
+                          <w:rPr>
+                            <w:rFonts w:ascii="Calibri" w:hAnsi="Calibri"/>
+                            <w:b w:val="0"/>
                             <w:i w:val="0"/>
                             <w:color w:val="555B66"/>
                             <w:sz w:val="20"/>
                             <w:u w:val="none"/>
                           </w:rPr>
-                          <w:t xml:space="preserve">  (++)</w:t>
-                        </w:r>
+                          <w:t xml:space="preserve">  ·  </w:t>
+                        </w:r>
+                        <w:hyperlink r:id="rId60">
+                          <w:r>
+                            <w:rPr>
+                              <w:rFonts w:ascii="Calibri" w:hAnsi="Calibri"/>
+                              <w:color w:val="365F91"/>
+                              <w:sz w:val="20"/>
+                            </w:rPr>
+                            <w:t xml:space="preserve">slides</w:t>
+                          </w:r>
+                        </w:hyperlink>
                       </w:p>
                       <w:p>
                         <w:pPr>
@@ -7487,13 +7924,34 @@
                           <w:rPr>
                             <w:rFonts w:ascii="Calibri" w:hAnsi="Calibri"/>
                             <w:b w:val="0"/>
+                            <w:i/>
+                            <w:color w:val="555B66"/>
+                            <w:sz w:val="20"/>
+                            <w:u w:val="none"/>
+                          </w:rPr>
+                          <w:t xml:space="preserve">  (link to follow)</w:t>
+                        </w:r>
+                        <w:r>
+                          <w:rPr>
+                            <w:rFonts w:ascii="Calibri" w:hAnsi="Calibri"/>
+                            <w:b w:val="0"/>
                             <w:i w:val="0"/>
                             <w:color w:val="555B66"/>
                             <w:sz w:val="20"/>
                             <w:u w:val="none"/>
                           </w:rPr>
-                          <w:t xml:space="preserve">  (++)</w:t>
-                        </w:r>
+                          <w:t xml:space="preserve">  ·  </w:t>
+                        </w:r>
+                        <w:hyperlink r:id="rId61">
+                          <w:r>
+                            <w:rPr>
+                              <w:rFonts w:ascii="Calibri" w:hAnsi="Calibri"/>
+                              <w:color w:val="365F91"/>
+                              <w:sz w:val="20"/>
+                            </w:rPr>
+                            <w:t xml:space="preserve">slides</w:t>
+                          </w:r>
+                        </w:hyperlink>
                       </w:p>
                       <w:p>
                         <w:pPr>
@@ -7530,13 +7988,34 @@
                           <w:rPr>
                             <w:rFonts w:ascii="Calibri" w:hAnsi="Calibri"/>
                             <w:b w:val="0"/>
+                            <w:i/>
+                            <w:color w:val="555B66"/>
+                            <w:sz w:val="20"/>
+                            <w:u w:val="none"/>
+                          </w:rPr>
+                          <w:t xml:space="preserve">  (link to follow)</w:t>
+                        </w:r>
+                        <w:r>
+                          <w:rPr>
+                            <w:rFonts w:ascii="Calibri" w:hAnsi="Calibri"/>
+                            <w:b w:val="0"/>
                             <w:i w:val="0"/>
                             <w:color w:val="555B66"/>
                             <w:sz w:val="20"/>
                             <w:u w:val="none"/>
                           </w:rPr>
-                          <w:t xml:space="preserve">  (++)</w:t>
-                        </w:r>
+                          <w:t xml:space="preserve">  ·  </w:t>
+                        </w:r>
+                        <w:hyperlink r:id="rId62">
+                          <w:r>
+                            <w:rPr>
+                              <w:rFonts w:ascii="Calibri" w:hAnsi="Calibri"/>
+                              <w:color w:val="365F91"/>
+                              <w:sz w:val="20"/>
+                            </w:rPr>
+                            <w:t xml:space="preserve">slides</w:t>
+                          </w:r>
+                        </w:hyperlink>
                       </w:p>
                     </w:txbxContent>
                   </wps:txbx>
@@ -7661,7 +8140,7 @@
                           <w:t>•</w:t>
                           <w:tab/>
                         </w:r>
-                        <w:hyperlink r:id="rId45">
+                        <w:hyperlink r:id="rId63">
                           <w:r>
                             <w:rPr>
                               <w:rFonts w:ascii="Calibri" w:hAnsi="Calibri"/>
@@ -7954,7 +8433,7 @@
                           <w:t>•</w:t>
                           <w:tab/>
                         </w:r>
-                        <w:hyperlink r:id="rId46">
+                        <w:hyperlink r:id="rId64">
                           <w:r>
                             <w:rPr>
                               <w:rFonts w:ascii="Calibri" w:hAnsi="Calibri"/>
@@ -8190,7 +8669,7 @@
                           </w:rPr>
                           <w:t xml:space="preserve">Upload one solution per group on </w:t>
                         </w:r>
-                        <w:hyperlink r:id="rId34">
+                        <w:hyperlink r:id="rId44">
                           <w:r>
                             <w:rPr>
                               <w:rFonts w:ascii="Calibri" w:hAnsi="Calibri"/>
@@ -8573,7 +9052,7 @@
             <wp:positionV relativeFrom="paragraph">
               <wp:posOffset>-54864</wp:posOffset>
             </wp:positionV>
-            <wp:extent cx="5949360" cy="3386836"/>
+            <wp:extent cx="5949360" cy="3815079"/>
             <wp:effectExtent l="0" t="0" r="76200" b="76200"/>
             <wp:wrapNone/>
             <wp:docPr id="1040" name="Container 1040"/>
@@ -8584,11 +9063,11 @@
                   <wps:spPr bwMode="auto">
                     <a:xfrm>
                       <a:off x="0" y="0"/>
-                      <a:ext cx="5949360" cy="3386836"/>
+                      <a:ext cx="5949360" cy="3815079"/>
                     </a:xfrm>
                     <a:prstGeom prst="roundRect">
                       <a:avLst>
-                        <a:gd name="adj" fmla="val 3779"/>
+                        <a:gd name="adj" fmla="val 3355"/>
                       </a:avLst>
                     </a:prstGeom>
                     <a:solidFill>
@@ -8793,7 +9272,7 @@
       <w:r>
         <w:drawing xmlns:a="http://schemas.openxmlformats.org/drawingml/2006/main">
           <wp:inline distT="0" distB="0" distL="0" distR="0">
-            <wp:extent cx="5583600" cy="1229105"/>
+            <wp:extent cx="5583600" cy="1657349"/>
             <wp:effectExtent l="0" t="0" r="76200" b="76200"/>
             <wp:docPr id="1038" name="Card 1038"/>
             <a:graphic>
@@ -8803,11 +9282,11 @@
                   <wps:spPr bwMode="auto">
                     <a:xfrm>
                       <a:off x="0" y="0"/>
-                      <a:ext cx="5583600" cy="1229105"/>
+                      <a:ext cx="5583600" cy="1657349"/>
                     </a:xfrm>
                     <a:prstGeom prst="roundRect">
                       <a:avLst>
-                        <a:gd name="adj" fmla="val 8927"/>
+                        <a:gd name="adj" fmla="val 6620"/>
                       </a:avLst>
                     </a:prstGeom>
                     <a:solidFill>
@@ -8939,6 +9418,54 @@
                           </w:rPr>
                           <w:t>For Module 5: Ch. 9.1 – 9.3; Ch. 9.5 – 9.7; Ch. 11.7</w:t>
                         </w:r>
+                      </w:p>
+                      <w:p>
+                        <w:pPr>
+                          <w:spacing w:before="80" w:after="20"/>
+                        </w:pPr>
+                        <w:r>
+                          <w:rPr>
+                            <w:rFonts w:ascii="Calibri" w:hAnsi="Calibri"/>
+                            <w:b w:val="0"/>
+                            <w:i/>
+                            <w:color w:val="0B2B4E"/>
+                            <w:sz w:val="22"/>
+                            <w:u w:val="none"/>
+                          </w:rPr>
+                          <w:t>Teaching notes (optional):</w:t>
+                        </w:r>
+                      </w:p>
+                      <w:p>
+                        <w:pPr>
+                          <w:tabs>
+                            <w:tab w:pos="432" w:val="left"/>
+                          </w:tabs>
+                          <w:spacing w:before="0" w:after="20"/>
+                          <w:ind w:left="432" w:hanging="230"/>
+                        </w:pPr>
+                        <w:r>
+                          <w:rPr>
+                            <w:rFonts w:ascii="Calibri" w:hAnsi="Calibri"/>
+                            <w:b w:val="0"/>
+                            <w:i w:val="0"/>
+                            <w:color w:val="0B2B4E"/>
+                            <w:sz w:val="22"/>
+                            <w:u w:val="none"/>
+                          </w:rPr>
+                          <w:t>•</w:t>
+                          <w:tab/>
+                        </w:r>
+                        <w:hyperlink r:id="rId65">
+                          <w:r>
+                            <w:rPr>
+                              <w:rFonts w:ascii="Calibri" w:hAnsi="Calibri"/>
+                              <w:b/>
+                              <w:color w:val="365F91"/>
+                              <w:sz w:val="22"/>
+                            </w:rPr>
+                            <w:t xml:space="preserve">Teaching note: MR = MC</w:t>
+                          </w:r>
+                        </w:hyperlink>
                       </w:p>
                       <w:p>
                         <w:pPr>
@@ -9079,7 +9606,7 @@
                           <w:t>•</w:t>
                           <w:tab/>
                         </w:r>
-                        <w:hyperlink r:id="rId47">
+                        <w:hyperlink r:id="rId66">
                           <w:r>
                             <w:rPr>
                               <w:rFonts w:ascii="Calibri" w:hAnsi="Calibri"/>
@@ -9622,7 +10149,7 @@
                           <w:t>•</w:t>
                           <w:tab/>
                         </w:r>
-                        <w:hyperlink r:id="rId48">
+                        <w:hyperlink r:id="rId67">
                           <w:r>
                             <w:rPr>
                               <w:rFonts w:ascii="Calibri" w:hAnsi="Calibri"/>
@@ -9768,7 +10295,7 @@
                           <w:t>•</w:t>
                           <w:tab/>
                         </w:r>
-                        <w:hyperlink r:id="rId49">
+                        <w:hyperlink r:id="rId68">
                           <w:r>
                             <w:rPr>
                               <w:rFonts w:ascii="Calibri" w:hAnsi="Calibri"/>
@@ -10140,7 +10667,7 @@
                           </w:rPr>
                           <w:t xml:space="preserve">Upload one solution per group on </w:t>
                         </w:r>
-                        <w:hyperlink r:id="rId34">
+                        <w:hyperlink r:id="rId44">
                           <w:r>
                             <w:rPr>
                               <w:rFonts w:ascii="Calibri" w:hAnsi="Calibri"/>
@@ -10432,7 +10959,7 @@
                           <w:t>•</w:t>
                           <w:tab/>
                         </w:r>
-                        <w:hyperlink r:id="rId50">
+                        <w:hyperlink r:id="rId69">
                           <w:r>
                             <w:rPr>
                               <w:rFonts w:ascii="Calibri" w:hAnsi="Calibri"/>
@@ -10475,7 +11002,7 @@
                           <w:t>•</w:t>
                           <w:tab/>
                         </w:r>
-                        <w:hyperlink r:id="rId51">
+                        <w:hyperlink r:id="rId70">
                           <w:r>
                             <w:rPr>
                               <w:rFonts w:ascii="Calibri" w:hAnsi="Calibri"/>
@@ -10518,7 +11045,7 @@
                           <w:t>•</w:t>
                           <w:tab/>
                         </w:r>
-                        <w:hyperlink r:id="rId52">
+                        <w:hyperlink r:id="rId71">
                           <w:r>
                             <w:rPr>
                               <w:rFonts w:ascii="Calibri" w:hAnsi="Calibri"/>
@@ -10561,7 +11088,7 @@
                           <w:t>•</w:t>
                           <w:tab/>
                         </w:r>
-                        <w:hyperlink r:id="rId53">
+                        <w:hyperlink r:id="rId72">
                           <w:r>
                             <w:rPr>
                               <w:rFonts w:ascii="Calibri" w:hAnsi="Calibri"/>
@@ -10604,7 +11131,7 @@
                           <w:t>•</w:t>
                           <w:tab/>
                         </w:r>
-                        <w:hyperlink r:id="rId54">
+                        <w:hyperlink r:id="rId73">
                           <w:r>
                             <w:rPr>
                               <w:rFonts w:ascii="Calibri" w:hAnsi="Calibri"/>
@@ -10647,7 +11174,7 @@
                           <w:t>•</w:t>
                           <w:tab/>
                         </w:r>
-                        <w:hyperlink r:id="rId55">
+                        <w:hyperlink r:id="rId74">
                           <w:r>
                             <w:rPr>
                               <w:rFonts w:ascii="Calibri" w:hAnsi="Calibri"/>
@@ -10690,7 +11217,7 @@
                           <w:t>•</w:t>
                           <w:tab/>
                         </w:r>
-                        <w:hyperlink r:id="rId56">
+                        <w:hyperlink r:id="rId75">
                           <w:r>
                             <w:rPr>
                               <w:rFonts w:ascii="Calibri" w:hAnsi="Calibri"/>
@@ -10733,7 +11260,7 @@
                           <w:t>•</w:t>
                           <w:tab/>
                         </w:r>
-                        <w:hyperlink r:id="rId57">
+                        <w:hyperlink r:id="rId76">
                           <w:r>
                             <w:rPr>
                               <w:rFonts w:ascii="Calibri" w:hAnsi="Calibri"/>
@@ -11280,7 +11807,7 @@
                           <w:t>•</w:t>
                           <w:tab/>
                         </w:r>
-                        <w:hyperlink r:id="rId58">
+                        <w:hyperlink r:id="rId77">
                           <w:r>
                             <w:rPr>
                               <w:rFonts w:ascii="Calibri" w:hAnsi="Calibri"/>
@@ -11312,7 +11839,7 @@
                           <w:t>•</w:t>
                           <w:tab/>
                         </w:r>
-                        <w:hyperlink r:id="rId59">
+                        <w:hyperlink r:id="rId78">
                           <w:r>
                             <w:rPr>
                               <w:rFonts w:ascii="Calibri" w:hAnsi="Calibri"/>
@@ -11742,7 +12269,7 @@
                           <w:t>•</w:t>
                           <w:tab/>
                         </w:r>
-                        <w:hyperlink r:id="rId60">
+                        <w:hyperlink r:id="rId79">
                           <w:r>
                             <w:rPr>
                               <w:rFonts w:ascii="Calibri" w:hAnsi="Calibri"/>
@@ -11801,7 +12328,7 @@
                           <w:t>•</w:t>
                           <w:tab/>
                         </w:r>
-                        <w:hyperlink r:id="rId61">
+                        <w:hyperlink r:id="rId80">
                           <w:r>
                             <w:rPr>
                               <w:rFonts w:ascii="Calibri" w:hAnsi="Calibri"/>
@@ -11844,7 +12371,7 @@
                           <w:t>•</w:t>
                           <w:tab/>
                         </w:r>
-                        <w:hyperlink r:id="rId62">
+                        <w:hyperlink r:id="rId81">
                           <w:r>
                             <w:rPr>
                               <w:rFonts w:ascii="Calibri" w:hAnsi="Calibri"/>
@@ -11887,7 +12414,7 @@
                           <w:t>•</w:t>
                           <w:tab/>
                         </w:r>
-                        <w:hyperlink r:id="rId63">
+                        <w:hyperlink r:id="rId82">
                           <w:r>
                             <w:rPr>
                               <w:rFonts w:ascii="Calibri" w:hAnsi="Calibri"/>
@@ -11930,7 +12457,7 @@
                           <w:t>•</w:t>
                           <w:tab/>
                         </w:r>
-                        <w:hyperlink r:id="rId64">
+                        <w:hyperlink r:id="rId83">
                           <w:r>
                             <w:rPr>
                               <w:rFonts w:ascii="Calibri" w:hAnsi="Calibri"/>
@@ -12380,7 +12907,7 @@
                           <w:t>•</w:t>
                           <w:tab/>
                         </w:r>
-                        <w:hyperlink r:id="rId65">
+                        <w:hyperlink r:id="rId84">
                           <w:r>
                             <w:rPr>
                               <w:rFonts w:ascii="Calibri" w:hAnsi="Calibri"/>
@@ -12616,7 +13143,7 @@
                           </w:rPr>
                           <w:t xml:space="preserve">Upload one solution per group on </w:t>
                         </w:r>
-                        <w:hyperlink r:id="rId34">
+                        <w:hyperlink r:id="rId44">
                           <w:r>
                             <w:rPr>
                               <w:rFonts w:ascii="Calibri" w:hAnsi="Calibri"/>
@@ -13235,7 +13762,7 @@
                           <w:t>•</w:t>
                           <w:tab/>
                         </w:r>
-                        <w:hyperlink r:id="rId66">
+                        <w:hyperlink r:id="rId85">
                           <w:r>
                             <w:rPr>
                               <w:rFonts w:ascii="Calibri" w:hAnsi="Calibri"/>
@@ -13585,7 +14112,7 @@
                           <w:t>•</w:t>
                           <w:tab/>
                         </w:r>
-                        <w:hyperlink r:id="rId67">
+                        <w:hyperlink r:id="rId86">
                           <w:r>
                             <w:rPr>
                               <w:rFonts w:ascii="Calibri" w:hAnsi="Calibri"/>
@@ -13821,7 +14348,7 @@
                           </w:rPr>
                           <w:t xml:space="preserve">Upload one solution per group on </w:t>
                         </w:r>
-                        <w:hyperlink r:id="rId34">
+                        <w:hyperlink r:id="rId44">
                           <w:r>
                             <w:rPr>
                               <w:rFonts w:ascii="Calibri" w:hAnsi="Calibri"/>
@@ -14129,7 +14656,7 @@
                           <w:t>•</w:t>
                           <w:tab/>
                         </w:r>
-                        <w:hyperlink r:id="rId68">
+                        <w:hyperlink r:id="rId87">
                           <w:r>
                             <w:rPr>
                               <w:rFonts w:ascii="Calibri" w:hAnsi="Calibri"/>
@@ -14172,7 +14699,7 @@
                           <w:t>•</w:t>
                           <w:tab/>
                         </w:r>
-                        <w:hyperlink r:id="rId69">
+                        <w:hyperlink r:id="rId88">
                           <w:r>
                             <w:rPr>
                               <w:rFonts w:ascii="Calibri" w:hAnsi="Calibri"/>
@@ -14248,7 +14775,7 @@
                           <w:t>•</w:t>
                           <w:tab/>
                         </w:r>
-                        <w:hyperlink r:id="rId70">
+                        <w:hyperlink r:id="rId89">
                           <w:r>
                             <w:rPr>
                               <w:rFonts w:ascii="Calibri" w:hAnsi="Calibri"/>
@@ -14611,7 +15138,7 @@
                           <w:t>•</w:t>
                           <w:tab/>
                         </w:r>
-                        <w:hyperlink r:id="rId71">
+                        <w:hyperlink r:id="rId90">
                           <w:r>
                             <w:rPr>
                               <w:rFonts w:ascii="Calibri" w:hAnsi="Calibri"/>
@@ -14643,7 +15170,7 @@
                           <w:t>•</w:t>
                           <w:tab/>
                         </w:r>
-                        <w:hyperlink r:id="rId72">
+                        <w:hyperlink r:id="rId91">
                           <w:r>
                             <w:rPr>
                               <w:rFonts w:ascii="Calibri" w:hAnsi="Calibri"/>
